--- a/docs/companion/Chapter13/Word/How_the_Brain_Learns_Chapter_13_Student_Notes_and_Labs.docx
+++ b/docs/companion/Chapter13/Word/How_the_Brain_Learns_Chapter_13_Student_Notes_and_Labs.docx
@@ -1210,7 +1210,7 @@
         <w:pStyle w:val="Compact"/>
       </w:pPr>
       <w:r>
-        <w:t xml:space="preserve">For speeds of 1, 10, and 50 m/s, find the diameter needed by each kind of fiber. (Check: bare 1.1, 106, and 2,648 µm; myelinated 0.17, 1.67, and 8.33 µm. The myelinated value at 1 m/s lies outside the rule’s range: say why that matters.)</w:t>
+        <w:t xml:space="preserve">For speeds of 1, 10, and 50 m/s, find the diameter needed by each kind of fiber. (Check: bare 1.1, 106, and 2,657 µm; myelinated 0.17, 1.67, and 8.33 µm. The myelinated value at 1 m/s lies outside the rule’s range: say why that matters.)</w:t>
       </w:r>
     </w:p>
     <w:p>
@@ -1246,7 +1246,7 @@
         <w:pStyle w:val="Compact"/>
       </w:pPr>
       <w:r>
-        <w:t xml:space="preserve">A computation needs ten passes back and forth between the hemispheres. Compute the total delay for the myelinated fiber, and compare it with a spoken syllable of about 200 ms.</w:t>
+        <w:t xml:space="preserve">A computation needs ten one-way crossings between the hemispheres. Compute the total delay for the myelinated fiber, and compare it with a spoken syllable of about 200 ms. (Check: about 167 ms.)</w:t>
       </w:r>
     </w:p>
     <w:p>
@@ -1511,7 +1511,7 @@
         <w:pStyle w:val="Compact"/>
       </w:pPr>
       <w:r>
-        <w:t xml:space="preserve">Repeat for the hypothetical insect. (Check: 16.61 bits per synapse; 1.7 × 10^8 against 2.8 × 10^8; the list would use about 60 percent of the genome.)</w:t>
+        <w:t xml:space="preserve">Repeat for the hypothetical insect. (Check: 16.61 bits per synapse; 2.8 × 10^8 against 1.7 × 10^8; the list would use about 60 percent of the genome.)</w:t>
       </w:r>
     </w:p>
     <w:p>
@@ -2015,7 +2015,7 @@
         <w:pStyle w:val="Compact"/>
       </w:pPr>
       <w:r>
-        <w:t xml:space="preserve">Suppose the organism values information minus w times energy. Find the best design for w = 1, 10, and 25. (Check: F, D, B.)</w:t>
+        <w:t xml:space="preserve">Suppose the organism values information minus w times energy. Find the best design for w = 1.5, 10, and 25. (Check: F, D, B.)</w:t>
       </w:r>
     </w:p>
     <w:p>
@@ -2143,7 +2143,7 @@
         <w:pStyle w:val="Compact"/>
       </w:pPr>
       <w:r>
-        <w:t xml:space="preserve">Compute the adult brain’s daily cost. (Check: 516 kcal.)</w:t>
+        <w:t xml:space="preserve">Compute the adult brain’s daily cost, and convert it to watts (1 kcal a day is about 0.0484 W). Why might it exceed the round 20 watts of Chapter 1? (Check: 516 kcal; about 25 W.)</w:t>
       </w:r>
     </w:p>
     <w:p>
